--- a/2026/EL MIRADOR/CERTIFICADOS LIBRE DEUDA/4ºB/CERTIFICADO DEUDA.docx
+++ b/2026/EL MIRADOR/CERTIFICADOS LIBRE DEUDA/4ºB/CERTIFICADO DEUDA.docx
@@ -123,7 +123,14 @@
           <w:b/>
           <w:bCs/>
         </w:rPr>
-        <w:t xml:space="preserve"> 71</w:t>
+        <w:t xml:space="preserve"> </w:t>
+      </w:r>
+      <w:r>
+        <w:rPr>
+          <w:b/>
+          <w:bCs/>
+        </w:rPr>
+        <w:t>19</w:t>
       </w:r>
       <w:r>
         <w:t xml:space="preserve">, destinada a vivienda, cuya titularidad corresponde a </w:t>
@@ -133,7 +140,14 @@
           <w:b/>
           <w:bCs/>
         </w:rPr>
-        <w:t>Luis Alberto Ripolli</w:t>
+        <w:t>Munsh Walter</w:t>
+      </w:r>
+      <w:r>
+        <w:rPr>
+          <w:b/>
+          <w:bCs/>
+        </w:rPr>
+        <w:t xml:space="preserve"> Marcelo</w:t>
       </w:r>
       <w:r>
         <w:t xml:space="preserve">, </w:t>
@@ -342,21 +356,7 @@
           <w:b/>
           <w:bCs/>
         </w:rPr>
-        <w:t>197227000</w:t>
-      </w:r>
-      <w:r>
-        <w:rPr>
-          <w:b/>
-          <w:bCs/>
-        </w:rPr>
-        <w:t xml:space="preserve"> y </w:t>
-      </w:r>
-      <w:r>
-        <w:rPr>
-          <w:b/>
-          <w:bCs/>
-        </w:rPr>
-        <w:t>197229000</w:t>
+        <w:t>197227000 y 197229000</w:t>
       </w:r>
       <w:r>
         <w:rPr>

--- a/2026/EL MIRADOR/CERTIFICADOS LIBRE DEUDA/4ºB/CERTIFICADO DEUDA.docx
+++ b/2026/EL MIRADOR/CERTIFICADOS LIBRE DEUDA/4ºB/CERTIFICADO DEUDA.docx
@@ -140,14 +140,7 @@
           <w:b/>
           <w:bCs/>
         </w:rPr>
-        <w:t>Munsh Walter</w:t>
-      </w:r>
-      <w:r>
-        <w:rPr>
-          <w:b/>
-          <w:bCs/>
-        </w:rPr>
-        <w:t xml:space="preserve"> Marcelo</w:t>
+        <w:t>Viegas</w:t>
       </w:r>
       <w:r>
         <w:t xml:space="preserve">, </w:t>
@@ -157,6 +150,30 @@
           <w:b/>
           <w:bCs/>
         </w:rPr>
+        <w:t xml:space="preserve">Nancy </w:t>
+      </w:r>
+      <w:r>
+        <w:rPr>
+          <w:b/>
+          <w:bCs/>
+        </w:rPr>
+        <w:t>N</w:t>
+      </w:r>
+      <w:r>
+        <w:rPr>
+          <w:b/>
+          <w:bCs/>
+        </w:rPr>
+        <w:t>oemi</w:t>
+      </w:r>
+      <w:r>
+        <w:t xml:space="preserve">, </w:t>
+      </w:r>
+      <w:r>
+        <w:rPr>
+          <w:b/>
+          <w:bCs/>
+        </w:rPr>
         <w:t>no registra deudas de expensas comunes ni extraordinarias</w:t>
       </w:r>
       <w:r>
@@ -167,7 +184,28 @@
           <w:b/>
           <w:bCs/>
         </w:rPr>
-        <w:t>30 de Agosto del 2026.</w:t>
+        <w:t>3</w:t>
+      </w:r>
+      <w:r>
+        <w:rPr>
+          <w:b/>
+          <w:bCs/>
+        </w:rPr>
+        <w:t xml:space="preserve"> de </w:t>
+      </w:r>
+      <w:r>
+        <w:rPr>
+          <w:b/>
+          <w:bCs/>
+        </w:rPr>
+        <w:t>Septiembre</w:t>
+      </w:r>
+      <w:r>
+        <w:rPr>
+          <w:b/>
+          <w:bCs/>
+        </w:rPr>
+        <w:t xml:space="preserve"> del 2026.</w:t>
       </w:r>
     </w:p>
     <w:p>
